--- a/docs/BY-LAWS.docx
+++ b/docs/BY-LAWS.docx
@@ -65,7 +65,7 @@
         <w:br/>
       </w:r>
       <w:r>
-        <w:t xml:space="preserve">ADOPTED March 29, 2024</w:t>
+        <w:t xml:space="preserve">ADOPTED September 27, 2024</w:t>
       </w:r>
     </w:p>
     <w:bookmarkStart w:id="20" w:name="safety-code"/>
@@ -631,6 +631,18 @@
       </w:pPr>
       <w:r>
         <w:t xml:space="preserve">Be approved by a 2/3 majority vote of the full membership.</w:t>
+      </w:r>
+    </w:p>
+    <w:p>
+      <w:pPr>
+        <w:numPr>
+          <w:ilvl w:val="1"/>
+          <w:numId w:val="1008"/>
+        </w:numPr>
+        <w:pStyle w:val="Compact"/>
+      </w:pPr>
+      <w:r>
+        <w:t xml:space="preserve">Demonstrate a working knowledge of passing a rebelay while ascending and descending.</w:t>
       </w:r>
     </w:p>
     <w:bookmarkEnd w:id="21"/>
@@ -3743,6 +3755,25 @@
       <w:jc w:val="center"/>
     </w:pPr>
   </w:style>
+  <w:style w:customStyle="1" w:styleId="AbstractTitle" w:type="paragraph">
+    <w:name w:val="Abstract Title"/>
+    <w:basedOn w:val="Normal"/>
+    <w:next w:val="Abstract"/>
+    <w:qFormat/>
+    <w:pPr>
+      <w:keepNext/>
+      <w:keepLines/>
+      <w:jc w:val="center"/>
+      <w:spacing w:after="0" w:before="300"/>
+    </w:pPr>
+    <w:rPr>
+      <w:sz w:val="20"/>
+      <w:szCs w:val="20"/>
+      <w:b/>
+      <w:color w:val="345A8A"/>
+      &gt;
+    </w:rPr>
+  </w:style>
   <w:style w:customStyle="1" w:styleId="Abstract" w:type="paragraph">
     <w:name w:val="Abstract"/>
     <w:basedOn w:val="Normal"/>
@@ -3751,7 +3782,7 @@
     <w:pPr>
       <w:keepNext/>
       <w:keepLines/>
-      <w:spacing w:after="300" w:before="300"/>
+      <w:spacing w:after="300" w:before="100"/>
     </w:pPr>
     <w:rPr>
       <w:sz w:val="20"/>

--- a/docs/BY-LAWS.docx
+++ b/docs/BY-LAWS.docx
@@ -1647,9 +1647,15 @@
       <w:r>
         <w:t xml:space="preserve">Publicize any activities which may be open to other groups.</w:t>
       </w:r>
-      <w:r>
-        <w:t xml:space="preserve"> </w:t>
-      </w:r>
+    </w:p>
+    <w:p>
+      <w:pPr>
+        <w:numPr>
+          <w:ilvl w:val="1"/>
+          <w:numId w:val="1024"/>
+        </w:numPr>
+        <w:pStyle w:val="Compact"/>
+      </w:pPr>
       <w:r>
         <w:t xml:space="preserve">Submit to the files such material that may be printed by or about the club.</w:t>
       </w:r>
@@ -1819,7 +1825,7 @@
         <w:pStyle w:val="Compact"/>
       </w:pPr>
       <w:r>
-        <w:t xml:space="preserve">Buy equipment for sale to the club members and prospective members out of a special revolving fund established for this purpose.</w:t>
+        <w:t xml:space="preserve">Buy equipment for the club store for sale to the club members and prospective members out of a special revolving fund established for this purpose.</w:t>
       </w:r>
     </w:p>
     <w:p>
